--- a/Web-tehnology/kurs/otchet.docx
+++ b/Web-tehnology/kurs/otchet.docx
@@ -64,8 +64,19 @@
           <w:color w:val="000000" w:themeColor="text1"/>
           <w:sz w:val="28"/>
           <w:szCs w:val="28"/>
-        </w:rPr>
-        <w:t>Веб-технологии</w:t>
+          <w:lang w:val="en-US"/>
+        </w:rPr>
+        <w:t>Web</w:t>
+      </w:r>
+      <w:r>
+        <w:rPr>
+          <w:b/>
+          <w:bCs/>
+          <w:color w:val="000000" w:themeColor="text1"/>
+          <w:sz w:val="28"/>
+          <w:szCs w:val="28"/>
+        </w:rPr>
+        <w:t>-технологии</w:t>
       </w:r>
       <w:r>
         <w:rPr>
@@ -4062,7 +4073,16 @@
           <w:sz w:val="28"/>
           <w:szCs w:val="28"/>
         </w:rPr>
-        <w:t xml:space="preserve"> и отделяет смысловые блоки друг от друга без перегрузки интерфейса. Ключевые переменные палитры собраны в селекторе :</w:t>
+        <w:t xml:space="preserve"> и отделяет смысловые блоки друг от друга без перегрузки интерфейса. Ключевые переменные палитры собраны в </w:t>
+      </w:r>
+      <w:proofErr w:type="gramStart"/>
+      <w:r>
+        <w:rPr>
+          <w:color w:val="000000" w:themeColor="text1"/>
+          <w:sz w:val="28"/>
+          <w:szCs w:val="28"/>
+        </w:rPr>
+        <w:t>селекторе :</w:t>
       </w:r>
       <w:proofErr w:type="spellStart"/>
       <w:r>
@@ -4074,6 +4094,7 @@
         <w:t>root</w:t>
       </w:r>
       <w:proofErr w:type="spellEnd"/>
+      <w:proofErr w:type="gramEnd"/>
       <w:r>
         <w:rPr>
           <w:color w:val="000000" w:themeColor="text1"/>
@@ -4116,7 +4137,16 @@
           <w:sz w:val="28"/>
           <w:szCs w:val="28"/>
         </w:rPr>
-        <w:t xml:space="preserve"> шрифтов, что обеспечивает хорошую читаемость на разных платформах и снижает зависимость от внешних ресурсов. Иерархия текста организована через классы .h1, .h2, .</w:t>
+        <w:t xml:space="preserve"> шрифтов, что обеспечивает хорошую читаемость на разных платформах и снижает зависимость от внешних ресурсов. Иерархия текста организована через классы .h1, .h2</w:t>
+      </w:r>
+      <w:proofErr w:type="gramStart"/>
+      <w:r>
+        <w:rPr>
+          <w:color w:val="000000" w:themeColor="text1"/>
+          <w:sz w:val="28"/>
+          <w:szCs w:val="28"/>
+        </w:rPr>
+        <w:t>, .</w:t>
       </w:r>
       <w:proofErr w:type="spellStart"/>
       <w:r>
@@ -4128,6 +4158,7 @@
         <w:t>kicker</w:t>
       </w:r>
       <w:proofErr w:type="spellEnd"/>
+      <w:proofErr w:type="gramEnd"/>
       <w:r>
         <w:rPr>
           <w:color w:val="000000" w:themeColor="text1"/>
@@ -4243,7 +4274,16 @@
           <w:szCs w:val="28"/>
         </w:rPr>
         <w:lastRenderedPageBreak/>
-        <w:t>Повторяемость визуальных блоков формирует дизайн-систему проекта. Кнопки всех типов строятся на базовом классе .</w:t>
+        <w:t xml:space="preserve">Повторяемость визуальных блоков формирует дизайн-систему проекта. Кнопки всех типов строятся на базовом </w:t>
+      </w:r>
+      <w:proofErr w:type="gramStart"/>
+      <w:r>
+        <w:rPr>
+          <w:color w:val="000000" w:themeColor="text1"/>
+          <w:sz w:val="28"/>
+          <w:szCs w:val="28"/>
+        </w:rPr>
+        <w:t>классе .</w:t>
       </w:r>
       <w:proofErr w:type="spellStart"/>
       <w:r>
@@ -4255,6 +4295,7 @@
         <w:t>btn</w:t>
       </w:r>
       <w:proofErr w:type="spellEnd"/>
+      <w:proofErr w:type="gramEnd"/>
       <w:r>
         <w:rPr>
           <w:color w:val="000000" w:themeColor="text1"/>
@@ -4957,6 +4998,7 @@
                 <w:szCs w:val="28"/>
               </w:rPr>
             </w:pPr>
+            <w:proofErr w:type="gramStart"/>
             <w:r>
               <w:rPr>
                 <w:color w:val="000000" w:themeColor="text1"/>
@@ -4975,6 +5017,7 @@
               <w:t>panel</w:t>
             </w:r>
             <w:proofErr w:type="spellEnd"/>
+            <w:proofErr w:type="gramEnd"/>
             <w:r>
               <w:rPr>
                 <w:color w:val="000000" w:themeColor="text1"/>
@@ -5077,6 +5120,7 @@
                 <w:szCs w:val="28"/>
               </w:rPr>
             </w:pPr>
+            <w:proofErr w:type="gramStart"/>
             <w:r>
               <w:rPr>
                 <w:color w:val="000000" w:themeColor="text1"/>
@@ -5095,6 +5139,7 @@
               <w:t>grid</w:t>
             </w:r>
             <w:proofErr w:type="spellEnd"/>
+            <w:proofErr w:type="gramEnd"/>
             <w:r>
               <w:rPr>
                 <w:color w:val="000000" w:themeColor="text1"/>
@@ -7251,7 +7296,16 @@
           <w:sz w:val="28"/>
           <w:szCs w:val="28"/>
         </w:rPr>
-        <w:t xml:space="preserve"> включает обзор, профиль, бронирования, расписание, оплаты и поддержку. Ключевым элементом является боковая навигация .</w:t>
+        <w:t xml:space="preserve"> включает обзор, профиль, бронирования, расписание, оплаты и поддержку. Ключевым элементом является боковая </w:t>
+      </w:r>
+      <w:proofErr w:type="gramStart"/>
+      <w:r>
+        <w:rPr>
+          <w:color w:val="000000" w:themeColor="text1"/>
+          <w:sz w:val="28"/>
+          <w:szCs w:val="28"/>
+        </w:rPr>
+        <w:t>навигация .</w:t>
       </w:r>
       <w:proofErr w:type="spellStart"/>
       <w:r>
@@ -7263,13 +7317,23 @@
         <w:t>sidebar</w:t>
       </w:r>
       <w:proofErr w:type="spellEnd"/>
-      <w:r>
-        <w:rPr>
-          <w:color w:val="000000" w:themeColor="text1"/>
-          <w:sz w:val="28"/>
-          <w:szCs w:val="28"/>
-        </w:rPr>
-        <w:t>, которая позволяет быстро переключаться между рабочими экранами. Внутри используется единый контейнер .</w:t>
+      <w:proofErr w:type="gramEnd"/>
+      <w:r>
+        <w:rPr>
+          <w:color w:val="000000" w:themeColor="text1"/>
+          <w:sz w:val="28"/>
+          <w:szCs w:val="28"/>
+        </w:rPr>
+        <w:t xml:space="preserve">, которая позволяет быстро переключаться между рабочими экранами. Внутри используется единый </w:t>
+      </w:r>
+      <w:proofErr w:type="gramStart"/>
+      <w:r>
+        <w:rPr>
+          <w:color w:val="000000" w:themeColor="text1"/>
+          <w:sz w:val="28"/>
+          <w:szCs w:val="28"/>
+        </w:rPr>
+        <w:t>контейнер .</w:t>
       </w:r>
       <w:proofErr w:type="spellStart"/>
       <w:r>
@@ -7281,6 +7345,7 @@
         <w:t>content</w:t>
       </w:r>
       <w:proofErr w:type="spellEnd"/>
+      <w:proofErr w:type="gramEnd"/>
       <w:r>
         <w:rPr>
           <w:color w:val="000000" w:themeColor="text1"/>
@@ -7407,7 +7472,16 @@
           <w:sz w:val="28"/>
           <w:szCs w:val="28"/>
         </w:rPr>
-        <w:t>, что не позволяет строкам становиться слишком длинными на широких мониторах. Секции внутри контейнера раскладываются в две, три или четыре колонки с помощью классов .</w:t>
+        <w:t xml:space="preserve">, что не позволяет строкам становиться слишком длинными на широких мониторах. Секции внутри контейнера раскладываются в две, три или четыре колонки с помощью </w:t>
+      </w:r>
+      <w:proofErr w:type="gramStart"/>
+      <w:r>
+        <w:rPr>
+          <w:color w:val="000000" w:themeColor="text1"/>
+          <w:sz w:val="28"/>
+          <w:szCs w:val="28"/>
+        </w:rPr>
+        <w:t>классов .</w:t>
       </w:r>
       <w:proofErr w:type="spellStart"/>
       <w:r>
@@ -7419,6 +7493,7 @@
         <w:t>grid</w:t>
       </w:r>
       <w:proofErr w:type="spellEnd"/>
+      <w:proofErr w:type="gramEnd"/>
       <w:r>
         <w:rPr>
           <w:color w:val="000000" w:themeColor="text1"/>
@@ -7694,7 +7769,16 @@
           <w:sz w:val="28"/>
           <w:szCs w:val="28"/>
         </w:rPr>
-        <w:t>Важным достоинством является отсутствие избыточной каскадной глубины. Большинство селекторов опирается на короткие и предсказуемые классы, что снижает вероятность конфликта стилей. Использование модификаторов в духе .</w:t>
+        <w:t xml:space="preserve">Важным достоинством является отсутствие избыточной каскадной глубины. Большинство селекторов опирается на короткие и предсказуемые классы, что снижает вероятность конфликта стилей. Использование модификаторов в </w:t>
+      </w:r>
+      <w:proofErr w:type="gramStart"/>
+      <w:r>
+        <w:rPr>
+          <w:color w:val="000000" w:themeColor="text1"/>
+          <w:sz w:val="28"/>
+          <w:szCs w:val="28"/>
+        </w:rPr>
+        <w:t>духе .</w:t>
       </w:r>
       <w:proofErr w:type="spellStart"/>
       <w:r>
@@ -7706,6 +7790,7 @@
         <w:t>btn</w:t>
       </w:r>
       <w:proofErr w:type="spellEnd"/>
+      <w:proofErr w:type="gramEnd"/>
       <w:r>
         <w:rPr>
           <w:color w:val="000000" w:themeColor="text1"/>
@@ -7864,7 +7949,16 @@
           <w:sz w:val="28"/>
           <w:szCs w:val="28"/>
         </w:rPr>
-        <w:t xml:space="preserve"> синхронизируется с текущим состоянием. Третий блок готовит инфраструктуру для модальных окон: по кнопкам открытия и закрытия может показываться или скрываться слой .</w:t>
+        <w:t xml:space="preserve"> синхронизируется с текущим состоянием. Третий блок готовит инфраструктуру для модальных окон: по кнопкам открытия и закрытия может показываться или скрываться </w:t>
+      </w:r>
+      <w:proofErr w:type="gramStart"/>
+      <w:r>
+        <w:rPr>
+          <w:color w:val="000000" w:themeColor="text1"/>
+          <w:sz w:val="28"/>
+          <w:szCs w:val="28"/>
+        </w:rPr>
+        <w:t>слой .</w:t>
       </w:r>
       <w:proofErr w:type="spellStart"/>
       <w:r>
@@ -7876,6 +7970,7 @@
         <w:t>modal</w:t>
       </w:r>
       <w:proofErr w:type="spellEnd"/>
+      <w:proofErr w:type="gramEnd"/>
       <w:r>
         <w:rPr>
           <w:color w:val="000000" w:themeColor="text1"/>
@@ -7900,7 +7995,16 @@
           <w:sz w:val="28"/>
           <w:szCs w:val="28"/>
         </w:rPr>
-        <w:t>Логика мастера устроена максимально просто. Скрипт находит все элементы .</w:t>
+        <w:t xml:space="preserve">Логика мастера устроена максимально просто. Скрипт находит все </w:t>
+      </w:r>
+      <w:proofErr w:type="gramStart"/>
+      <w:r>
+        <w:rPr>
+          <w:color w:val="000000" w:themeColor="text1"/>
+          <w:sz w:val="28"/>
+          <w:szCs w:val="28"/>
+        </w:rPr>
+        <w:t>элементы .</w:t>
       </w:r>
       <w:proofErr w:type="spellStart"/>
       <w:r>
@@ -7912,6 +8016,7 @@
         <w:t>step</w:t>
       </w:r>
       <w:proofErr w:type="spellEnd"/>
+      <w:proofErr w:type="gramEnd"/>
       <w:r>
         <w:rPr>
           <w:color w:val="000000" w:themeColor="text1"/>
@@ -8053,6 +8158,7 @@
           <w:color w:val="000000" w:themeColor="text1"/>
           <w:sz w:val="28"/>
           <w:szCs w:val="28"/>
+          <w:lang w:val="en-US"/>
         </w:rPr>
       </w:pPr>
       <w:r>
@@ -8163,7 +8269,169 @@
           <w:sz w:val="28"/>
           <w:szCs w:val="28"/>
         </w:rPr>
-        <w:t>Во-вторых, в HTML предусмотрены шаблонные маркеры для подстановки серверных данных: {{</w:t>
+        <w:t>Во</w:t>
+      </w:r>
+      <w:r>
+        <w:rPr>
+          <w:color w:val="000000" w:themeColor="text1"/>
+          <w:sz w:val="28"/>
+          <w:szCs w:val="28"/>
+          <w:lang w:val="en-US"/>
+        </w:rPr>
+        <w:t>-</w:t>
+      </w:r>
+      <w:r>
+        <w:rPr>
+          <w:color w:val="000000" w:themeColor="text1"/>
+          <w:sz w:val="28"/>
+          <w:szCs w:val="28"/>
+        </w:rPr>
+        <w:t>вторых</w:t>
+      </w:r>
+      <w:r>
+        <w:rPr>
+          <w:color w:val="000000" w:themeColor="text1"/>
+          <w:sz w:val="28"/>
+          <w:szCs w:val="28"/>
+          <w:lang w:val="en-US"/>
+        </w:rPr>
+        <w:t xml:space="preserve">, </w:t>
+      </w:r>
+      <w:r>
+        <w:rPr>
+          <w:color w:val="000000" w:themeColor="text1"/>
+          <w:sz w:val="28"/>
+          <w:szCs w:val="28"/>
+        </w:rPr>
+        <w:t>в</w:t>
+      </w:r>
+      <w:r>
+        <w:rPr>
+          <w:color w:val="000000" w:themeColor="text1"/>
+          <w:sz w:val="28"/>
+          <w:szCs w:val="28"/>
+          <w:lang w:val="en-US"/>
+        </w:rPr>
+        <w:t xml:space="preserve"> HTML </w:t>
+      </w:r>
+      <w:r>
+        <w:rPr>
+          <w:color w:val="000000" w:themeColor="text1"/>
+          <w:sz w:val="28"/>
+          <w:szCs w:val="28"/>
+        </w:rPr>
+        <w:t>предусмотрены</w:t>
+      </w:r>
+      <w:r>
+        <w:rPr>
+          <w:color w:val="000000" w:themeColor="text1"/>
+          <w:sz w:val="28"/>
+          <w:szCs w:val="28"/>
+          <w:lang w:val="en-US"/>
+        </w:rPr>
+        <w:t xml:space="preserve"> </w:t>
+      </w:r>
+      <w:r>
+        <w:rPr>
+          <w:color w:val="000000" w:themeColor="text1"/>
+          <w:sz w:val="28"/>
+          <w:szCs w:val="28"/>
+        </w:rPr>
+        <w:t>шаблонные</w:t>
+      </w:r>
+      <w:r>
+        <w:rPr>
+          <w:color w:val="000000" w:themeColor="text1"/>
+          <w:sz w:val="28"/>
+          <w:szCs w:val="28"/>
+          <w:lang w:val="en-US"/>
+        </w:rPr>
+        <w:t xml:space="preserve"> </w:t>
+      </w:r>
+      <w:r>
+        <w:rPr>
+          <w:color w:val="000000" w:themeColor="text1"/>
+          <w:sz w:val="28"/>
+          <w:szCs w:val="28"/>
+        </w:rPr>
+        <w:t>маркеры</w:t>
+      </w:r>
+      <w:r>
+        <w:rPr>
+          <w:color w:val="000000" w:themeColor="text1"/>
+          <w:sz w:val="28"/>
+          <w:szCs w:val="28"/>
+          <w:lang w:val="en-US"/>
+        </w:rPr>
+        <w:t xml:space="preserve"> </w:t>
+      </w:r>
+      <w:r>
+        <w:rPr>
+          <w:color w:val="000000" w:themeColor="text1"/>
+          <w:sz w:val="28"/>
+          <w:szCs w:val="28"/>
+        </w:rPr>
+        <w:t>для</w:t>
+      </w:r>
+      <w:r>
+        <w:rPr>
+          <w:color w:val="000000" w:themeColor="text1"/>
+          <w:sz w:val="28"/>
+          <w:szCs w:val="28"/>
+          <w:lang w:val="en-US"/>
+        </w:rPr>
+        <w:t xml:space="preserve"> </w:t>
+      </w:r>
+      <w:r>
+        <w:rPr>
+          <w:color w:val="000000" w:themeColor="text1"/>
+          <w:sz w:val="28"/>
+          <w:szCs w:val="28"/>
+        </w:rPr>
+        <w:t>подстановки</w:t>
+      </w:r>
+      <w:r>
+        <w:rPr>
+          <w:color w:val="000000" w:themeColor="text1"/>
+          <w:sz w:val="28"/>
+          <w:szCs w:val="28"/>
+          <w:lang w:val="en-US"/>
+        </w:rPr>
+        <w:t xml:space="preserve"> </w:t>
+      </w:r>
+      <w:r>
+        <w:rPr>
+          <w:color w:val="000000" w:themeColor="text1"/>
+          <w:sz w:val="28"/>
+          <w:szCs w:val="28"/>
+        </w:rPr>
+        <w:t>серверных</w:t>
+      </w:r>
+      <w:r>
+        <w:rPr>
+          <w:color w:val="000000" w:themeColor="text1"/>
+          <w:sz w:val="28"/>
+          <w:szCs w:val="28"/>
+          <w:lang w:val="en-US"/>
+        </w:rPr>
+        <w:t xml:space="preserve"> </w:t>
+      </w:r>
+      <w:r>
+        <w:rPr>
+          <w:color w:val="000000" w:themeColor="text1"/>
+          <w:sz w:val="28"/>
+          <w:szCs w:val="28"/>
+        </w:rPr>
+        <w:t>данных</w:t>
+      </w:r>
+      <w:r>
+        <w:rPr>
+          <w:color w:val="000000" w:themeColor="text1"/>
+          <w:sz w:val="28"/>
+          <w:szCs w:val="28"/>
+          <w:lang w:val="en-US"/>
+        </w:rPr>
+        <w:t>: {{</w:t>
       </w:r>
       <w:proofErr w:type="spellStart"/>
       <w:r>
@@ -8171,6 +8439,7 @@
           <w:color w:val="000000" w:themeColor="text1"/>
           <w:sz w:val="28"/>
           <w:szCs w:val="28"/>
+          <w:lang w:val="en-US"/>
         </w:rPr>
         <w:t>messageBlock</w:t>
       </w:r>
@@ -8180,6 +8449,7 @@
           <w:color w:val="000000" w:themeColor="text1"/>
           <w:sz w:val="28"/>
           <w:szCs w:val="28"/>
+          <w:lang w:val="en-US"/>
         </w:rPr>
         <w:t>}}, {{</w:t>
       </w:r>
@@ -8189,6 +8459,7 @@
           <w:color w:val="000000" w:themeColor="text1"/>
           <w:sz w:val="28"/>
           <w:szCs w:val="28"/>
+          <w:lang w:val="en-US"/>
         </w:rPr>
         <w:t>userName</w:t>
       </w:r>
@@ -8198,6 +8469,7 @@
           <w:color w:val="000000" w:themeColor="text1"/>
           <w:sz w:val="28"/>
           <w:szCs w:val="28"/>
+          <w:lang w:val="en-US"/>
         </w:rPr>
         <w:t>}}, {{</w:t>
       </w:r>
@@ -8207,6 +8479,7 @@
           <w:color w:val="000000" w:themeColor="text1"/>
           <w:sz w:val="28"/>
           <w:szCs w:val="28"/>
+          <w:lang w:val="en-US"/>
         </w:rPr>
         <w:t>paymentStatus</w:t>
       </w:r>
@@ -8216,6 +8489,7 @@
           <w:color w:val="000000" w:themeColor="text1"/>
           <w:sz w:val="28"/>
           <w:szCs w:val="28"/>
+          <w:lang w:val="en-US"/>
         </w:rPr>
         <w:t>}}, {{</w:t>
       </w:r>
@@ -8225,6 +8499,7 @@
           <w:color w:val="000000" w:themeColor="text1"/>
           <w:sz w:val="28"/>
           <w:szCs w:val="28"/>
+          <w:lang w:val="en-US"/>
         </w:rPr>
         <w:t>currentUserEmail</w:t>
       </w:r>
@@ -8234,8 +8509,60 @@
           <w:color w:val="000000" w:themeColor="text1"/>
           <w:sz w:val="28"/>
           <w:szCs w:val="28"/>
-        </w:rPr>
-        <w:t>}} и т.д.</w:t>
+          <w:lang w:val="en-US"/>
+        </w:rPr>
+        <w:t xml:space="preserve">}} </w:t>
+      </w:r>
+      <w:r>
+        <w:rPr>
+          <w:color w:val="000000" w:themeColor="text1"/>
+          <w:sz w:val="28"/>
+          <w:szCs w:val="28"/>
+        </w:rPr>
+        <w:t>и</w:t>
+      </w:r>
+      <w:r>
+        <w:rPr>
+          <w:color w:val="000000" w:themeColor="text1"/>
+          <w:sz w:val="28"/>
+          <w:szCs w:val="28"/>
+          <w:lang w:val="en-US"/>
+        </w:rPr>
+        <w:t xml:space="preserve"> </w:t>
+      </w:r>
+      <w:r>
+        <w:rPr>
+          <w:color w:val="000000" w:themeColor="text1"/>
+          <w:sz w:val="28"/>
+          <w:szCs w:val="28"/>
+        </w:rPr>
+        <w:t>т</w:t>
+      </w:r>
+      <w:r>
+        <w:rPr>
+          <w:color w:val="000000" w:themeColor="text1"/>
+          <w:sz w:val="28"/>
+          <w:szCs w:val="28"/>
+          <w:lang w:val="en-US"/>
+        </w:rPr>
+        <w:t>.</w:t>
+      </w:r>
+      <w:r>
+        <w:rPr>
+          <w:color w:val="000000" w:themeColor="text1"/>
+          <w:sz w:val="28"/>
+          <w:szCs w:val="28"/>
+        </w:rPr>
+        <w:t>д</w:t>
+      </w:r>
+      <w:r>
+        <w:rPr>
+          <w:color w:val="000000" w:themeColor="text1"/>
+          <w:sz w:val="28"/>
+          <w:szCs w:val="28"/>
+          <w:lang w:val="en-US"/>
+        </w:rPr>
+        <w:t>.</w:t>
       </w:r>
     </w:p>
     <w:p>
@@ -9284,7 +9611,25 @@
                 <w:sz w:val="28"/>
                 <w:szCs w:val="28"/>
               </w:rPr>
-              <w:t xml:space="preserve">Перестройка сеток &lt; 980 </w:t>
+              <w:t xml:space="preserve">Перестройка сеток </w:t>
+            </w:r>
+            <w:proofErr w:type="gramStart"/>
+            <w:r>
+              <w:rPr>
+                <w:color w:val="000000" w:themeColor="text1"/>
+                <w:sz w:val="28"/>
+                <w:szCs w:val="28"/>
+              </w:rPr>
+              <w:t>&lt; 980</w:t>
+            </w:r>
+            <w:proofErr w:type="gramEnd"/>
+            <w:r>
+              <w:rPr>
+                <w:color w:val="000000" w:themeColor="text1"/>
+                <w:sz w:val="28"/>
+                <w:szCs w:val="28"/>
+              </w:rPr>
+              <w:t xml:space="preserve"> </w:t>
             </w:r>
             <w:proofErr w:type="spellStart"/>
             <w:r>
@@ -9441,6 +9786,7 @@
       </w:pPr>
       <w:r>
         <w:rPr>
+          <w:noProof/>
           <w:color w:val="000000" w:themeColor="text1"/>
           <w:sz w:val="28"/>
           <w:szCs w:val="28"/>
@@ -9539,6 +9885,7 @@
       </w:pPr>
       <w:r>
         <w:rPr>
+          <w:noProof/>
           <w:color w:val="000000" w:themeColor="text1"/>
           <w:sz w:val="28"/>
           <w:szCs w:val="28"/>
@@ -9610,6 +9957,7 @@
       </w:pPr>
       <w:r>
         <w:rPr>
+          <w:noProof/>
           <w:color w:val="000000" w:themeColor="text1"/>
           <w:sz w:val="28"/>
           <w:szCs w:val="28"/>
@@ -9718,6 +10066,7 @@
       </w:pPr>
       <w:r>
         <w:rPr>
+          <w:noProof/>
           <w:color w:val="000000" w:themeColor="text1"/>
           <w:sz w:val="28"/>
           <w:szCs w:val="28"/>
@@ -10245,7 +10594,25 @@
           <w:sz w:val="28"/>
           <w:szCs w:val="28"/>
         </w:rPr>
-        <w:t xml:space="preserve">Разработанный интерфейс может служить не только частью учебного проекта, но и базой для дальнейшего развития: добавления медиа-контента, более сложной клиентской валидации, календарей, модальных подтверждений, </w:t>
+        <w:t xml:space="preserve">Разработанный интерфейс может служить не только частью учебного проекта, но и базой для дальнейшего развития: добавления </w:t>
+      </w:r>
+      <w:proofErr w:type="gramStart"/>
+      <w:r>
+        <w:rPr>
+          <w:color w:val="000000" w:themeColor="text1"/>
+          <w:sz w:val="28"/>
+          <w:szCs w:val="28"/>
+        </w:rPr>
+        <w:t>медиа-контента</w:t>
+      </w:r>
+      <w:proofErr w:type="gramEnd"/>
+      <w:r>
+        <w:rPr>
+          <w:color w:val="000000" w:themeColor="text1"/>
+          <w:sz w:val="28"/>
+          <w:szCs w:val="28"/>
+        </w:rPr>
+        <w:t xml:space="preserve">, более сложной клиентской валидации, календарей, модальных подтверждений, </w:t>
       </w:r>
       <w:proofErr w:type="spellStart"/>
       <w:r>
